--- a/paper/article_ru.docx
+++ b/paper/article_ru.docx
@@ -1284,7 +1284,19 @@
         <w:rPr>
           <w:i w:val="0"/>
         </w:rPr>
-        <w:t xml:space="preserve"> по паросочетанию с допуском на основе преобразования расстояния; абсолютные времена зависят от аппаратуры и приводятся только в относительной форме. Далее в таблицах: ДД — оператор Ди Дзензо, ВО — оператор виртуального освещения.</w:t>
+        <w:t xml:space="preserve"> по паросочетанию с допуском на основе преобразования расстояния. Замеры времени в работе не используются как аргумент в пользу какого-либо из операторов: как показано в замечании 2, они определяются деталями реализации и методикой измерения в большей степени, чем алгоритмической структурой. Далее в таблицах: ДД — оператор Ди Дзензо, ВО — оператор виртуального освещения.</w:t>
+      </w:r>
+    </w:p>
+    <w:p>
+      <w:pPr>
+        <w:ind w:firstLine="709"/>
+        <w:jc w:val="both"/>
+      </w:pPr>
+      <w:r>
+        <w:rPr>
+          <w:i w:val="0"/>
+        </w:rPr>
+        <w:t>Замечание 2. Сравнение операторов по времени выполнения требует осторожности, поскольку доминируют два фактора, не связанных с алгоритмом. Во-первых, реализация свёртки: вычисление оператора Собеля через общую двумерную корреляцию примерно вдвое медленнее сепарабельной реализации при идентичном результате, поэтому «паритет по скорости» с оператором виртуального освещения возникает лишь при сравнении с неоптимальной реализацией базового оператора. Во-вторых, методика измерения: при поблочной схеме (все повторы одного оператора, затем все повторы следующего) один и тот же вызов на одних и тех же данных давал от 8,0 до 4,0 мс в зависимости от состояния менеджера памяти и порядка измерения — разброс, превышающий большинство сравниваемых различий. Устойчивые оценки требуют чередования операторов внутри раунда и перемешивания порядка между раундами. Отдельно отметим, что зависимость времени от числа направлений освещения N линейна с большой постоянной составляющей: при размере 256×256 измеренная модель имеет вид T(N) ≈ 8,3 + 0,47·N мс, то есть при N = 8 порядка 69 % времени приходится на операции, не зависящие от N (вычисление градиентов, оценка порога, нормировка), и сокращение числа направлений с восьми до двух даёт ускорение лишь около 1,5 раза.</w:t>
       </w:r>
     </w:p>
     <w:p>
@@ -2025,7 +2037,7 @@
         <w:rPr>
           <w:i w:val="0"/>
         </w:rPr>
-        <w:t>Замечание 2 (о «стерильной» синтетике). Высокий результат полутонового оператора Собеля на изолюминантных патчах объясняется не чувствительностью к цвету: остаточная разница яркостей выбранной пары цветов составляет около 0,3 градации серого, и после нормировки карты градиента этот микросигнал растягивается на весь динамический диапазон — но лишь при отсутствии в кадре более сильного контента. На смешанном контенте (цветовой круг) и на естественных изображениях эффект исчезает. Отсюда методологический вывод: демонстрация цветочувствительности корректна на изображениях со смешанным контентом, а не на однородных парах цветов.</w:t>
+        <w:t>Замечание 3 (о «стерильной» синтетике). Высокий результат полутонового оператора Собеля на изолюминантных патчах объясняется не чувствительностью к цвету: остаточная разница яркостей выбранной пары цветов составляет около 0,3 градации серого, и после нормировки карты градиента этот микросигнал растягивается на весь динамический диапазон — но лишь при отсутствии в кадре более сильного контента. На смешанном контенте (цветовой круг) и на естественных изображениях эффект исчезает. Отсюда методологический вывод: демонстрация цветочувствительности корректна на изображениях со смешанным контентом, а не на однородных парах цветов.</w:t>
       </w:r>
     </w:p>
     <w:p>

--- a/paper/article_ru.docx
+++ b/paper/article_ru.docx
@@ -1321,7 +1321,7 @@
         <w:rPr>
           <w:i w:val="0"/>
         </w:rPr>
-        <w:t xml:space="preserve"> (допуск 2 пикселя, изображения 256×256). Операторы Собеля, Превитта и Ди Дзензо бинаризованы по 95-му процентилю собственной магнитуды; результат на отдельных синтетических изображениях чувствителен к этому выбору.</w:t>
+        <w:t xml:space="preserve"> (допуск 2 пикселя, изображения 256×256). Операторы Собеля, Превитта и Ди Дзензо бинаризованы по 95-му процентилю собственной магнитуды. Приведённые значения не следует использовать для ранжирования методов: как показано в замечании 3, на синтетических изображениях они определяются способом разрешения совпадающих значений на пороге.</w:t>
       </w:r>
     </w:p>
     <w:p>
@@ -1348,7 +1348,7 @@
           <w:b w:val="0"/>
           <w:i w:val="0"/>
         </w:rPr>
-        <w:t xml:space="preserve"> при допуске 2 пикселя</w:t>
+        <w:t xml:space="preserve"> при допуске 2 пикселя (значения неустойчивы, см. замечание 3)</w:t>
       </w:r>
     </w:p>
     <w:tbl>
@@ -1497,7 +1497,7 @@
               <w:rPr>
                 <w:i w:val="0"/>
               </w:rPr>
-              <w:t>0,945</w:t>
+              <w:t>0,958</w:t>
             </w:r>
           </w:p>
         </w:tc>
@@ -1513,7 +1513,7 @@
               <w:rPr>
                 <w:i w:val="0"/>
               </w:rPr>
-              <w:t>0,739</w:t>
+              <w:t>0,505</w:t>
             </w:r>
           </w:p>
         </w:tc>
@@ -1743,7 +1743,7 @@
               <w:rPr>
                 <w:i w:val="0"/>
               </w:rPr>
-              <w:t>0,471</w:t>
+              <w:t>0,473</w:t>
             </w:r>
           </w:p>
         </w:tc>
@@ -1989,7 +1989,7 @@
               <w:rPr>
                 <w:i w:val="0"/>
               </w:rPr>
-              <w:t>0,736</w:t>
+              <w:t>0,739</w:t>
             </w:r>
           </w:p>
         </w:tc>
@@ -2005,7 +2005,7 @@
               <w:rPr>
                 <w:i w:val="0"/>
               </w:rPr>
-              <w:t>0,665</w:t>
+              <w:t>0,626</w:t>
             </w:r>
           </w:p>
         </w:tc>
@@ -2037,7 +2037,58 @@
         <w:rPr>
           <w:i w:val="0"/>
         </w:rPr>
-        <w:t>Замечание 3 (о «стерильной» синтетике). Высокий результат полутонового оператора Собеля на изолюминантных патчах объясняется не чувствительностью к цвету: остаточная разница яркостей выбранной пары цветов составляет около 0,3 градации серого, и после нормировки карты градиента этот микросигнал растягивается на весь динамический диапазон — но лишь при отсутствии в кадре более сильного контента. На смешанном контенте (цветовой круг) и на естественных изображениях эффект исчезает. Отсюда методологический вывод: демонстрация цветочувствительности корректна на изображениях со смешанным контентом, а не на однородных парах цветов.</w:t>
+        <w:t>Замечание 4 (о «стерильной» синтетике). Высокий результат полутонового оператора Собеля на изолюминантных патчах объясняется не чувствительностью к цвету: остаточная разница яркостей выбранной пары цветов составляет около 0,3 градации серого, и после нормировки карты градиента этот микросигнал растягивается на весь динамический диапазон — но лишь при отсутствии в кадре более сильного контента. На смешанном контенте (цветовой круг) и на естественных изображениях эффект исчезает. Отсюда методологический вывод: демонстрация цветочувствительности корректна на изображениях со смешанным контентом, а не на однородных парах цветов.</w:t>
+      </w:r>
+    </w:p>
+    <w:p>
+      <w:pPr>
+        <w:ind w:firstLine="709"/>
+        <w:jc w:val="both"/>
+      </w:pPr>
+      <w:r>
+        <w:rPr>
+          <w:i w:val="0"/>
+        </w:rPr>
+        <w:t>Замечание 3 (о неустойчивости F</w:t>
+      </w:r>
+      <w:r>
+        <w:rPr>
+          <w:i w:val="0"/>
+          <w:vertAlign w:val="subscript"/>
+        </w:rPr>
+        <w:t>1</w:t>
+      </w:r>
+      <w:r>
+        <w:rPr>
+          <w:i w:val="0"/>
+        </w:rPr>
+        <w:t xml:space="preserve"> на синтетических изображениях). Синтетические изображения содержат обширные области с одинаковой магнитудой градиента, поэтому значительная доля пикселей принимает значение, в точности равное перцентильному порогу, и включается в карту границ либо исключается из неё целой группой. Замена строгого сравнения на нестрогое — выбор, не имеющий физического содержания, — изменяет F</w:t>
+      </w:r>
+      <w:r>
+        <w:rPr>
+          <w:i w:val="0"/>
+          <w:vertAlign w:val="subscript"/>
+        </w:rPr>
+        <w:t>1</w:t>
+      </w:r>
+      <w:r>
+        <w:rPr>
+          <w:i w:val="0"/>
+        </w:rPr>
+        <w:t xml:space="preserve"> на величину до 0,45: для шахматной доски 4690 пикселей (28,6 %) лежат ровно на пороге, и F</w:t>
+      </w:r>
+      <w:r>
+        <w:rPr>
+          <w:i w:val="0"/>
+          <w:vertAlign w:val="subscript"/>
+        </w:rPr>
+        <w:t>1</w:t>
+      </w:r>
+      <w:r>
+        <w:rPr>
+          <w:i w:val="0"/>
+        </w:rPr>
+        <w:t xml:space="preserve"> оператора Ди Дзензо составляет 0,505 либо 0,954 в зависимости от этого выбора. По той же причине значения меняются при возмущениях уровня машинной точности. На естественных изображениях эффект отсутствует: доля пикселей, точно совпадающих с порогом, составляет около 0,1 %, и результаты таблицы 2 воспроизводятся без изменений. Поэтому выводы работы опираются на оценки, полученные на коллекции BSDS500.</w:t>
       </w:r>
     </w:p>
     <w:p>
@@ -3397,6 +3448,270 @@
     <w:p/>
     <w:p>
       <w:pPr>
+        <w:ind w:firstLine="709"/>
+        <w:jc w:val="both"/>
+      </w:pPr>
+      <w:r>
+        <w:rPr>
+          <w:i w:val="0"/>
+        </w:rPr>
+        <w:t>6.6. Сравнение при согласованной конфигурации. Следствие 2 проверено непосредственно: сравнивались две реализации при одинаковой оценке производной (центральные разности), отсутствии предварительного сглаживания и одинаковом правиле бинаризации; измерение времени выполнено с чередованием операторов и перемешиванием порядка (замечание 2). При согласованной конфигурации тензорная форма оказывается одновременно быстрее (в 1,17 раза) и точнее. Видимое преимущество конфигураций виртуального освещения с малым числом направлений возникает лишь при сравнении со стандартной конфигурацией оператора Ди Дзензо (гауссово сглаживание и градиенты Собеля): отношение времён составляет 2,8 в пользу виртуального освещения, однако этот разрыв полностью объясняется различием конфигураций, а не структурой операторов.</w:t>
+      </w:r>
+    </w:p>
+    <w:p>
+      <w:pPr>
+        <w:jc w:val="left"/>
+      </w:pPr>
+      <w:r>
+        <w:rPr>
+          <w:b w:val="0"/>
+          <w:i w:val="0"/>
+        </w:rPr>
+        <w:t>Таблица 5. Согласованная конфигурация: время (медиана, 256×256) и средний F</w:t>
+      </w:r>
+      <w:r>
+        <w:rPr>
+          <w:b w:val="0"/>
+          <w:i w:val="0"/>
+          <w:vertAlign w:val="subscript"/>
+        </w:rPr>
+        <w:t>1</w:t>
+      </w:r>
+      <w:r>
+        <w:rPr>
+          <w:b w:val="0"/>
+          <w:i w:val="0"/>
+        </w:rPr>
+        <w:t xml:space="preserve"> на синтетическом наборе</w:t>
+      </w:r>
+    </w:p>
+    <w:tbl>
+      <w:tblPr>
+        <w:tblStyle w:val="TableGrid"/>
+        <w:tblW w:type="auto" w:w="0"/>
+        <w:jc w:val="center"/>
+        <w:tblLook w:firstColumn="1" w:firstRow="1" w:lastColumn="0" w:lastRow="0" w:noHBand="0" w:noVBand="1" w:val="04A0"/>
+      </w:tblPr>
+      <w:tblGrid>
+        <w:gridCol w:w="2880"/>
+        <w:gridCol w:w="2880"/>
+        <w:gridCol w:w="2880"/>
+      </w:tblGrid>
+      <w:tr>
+        <w:tc>
+          <w:tcPr>
+            <w:tcW w:type="dxa" w:w="2880"/>
+          </w:tcPr>
+          <w:p>
+            <w:pPr>
+              <w:jc w:val="center"/>
+            </w:pPr>
+            <w:r>
+              <w:rPr>
+                <w:b/>
+                <w:i w:val="0"/>
+              </w:rPr>
+              <w:t>Оператор</w:t>
+            </w:r>
+          </w:p>
+        </w:tc>
+        <w:tc>
+          <w:tcPr>
+            <w:tcW w:type="dxa" w:w="2880"/>
+          </w:tcPr>
+          <w:p>
+            <w:pPr>
+              <w:jc w:val="center"/>
+            </w:pPr>
+            <w:r>
+              <w:rPr>
+                <w:b/>
+                <w:i w:val="0"/>
+              </w:rPr>
+              <w:t>Время, мс</w:t>
+            </w:r>
+          </w:p>
+        </w:tc>
+        <w:tc>
+          <w:tcPr>
+            <w:tcW w:type="dxa" w:w="2880"/>
+          </w:tcPr>
+          <w:p>
+            <w:pPr>
+              <w:jc w:val="center"/>
+            </w:pPr>
+            <w:r>
+              <w:rPr>
+                <w:b/>
+                <w:i w:val="0"/>
+              </w:rPr>
+              <w:t>Средний F</w:t>
+            </w:r>
+            <w:r>
+              <w:rPr>
+                <w:b/>
+                <w:i w:val="0"/>
+                <w:vertAlign w:val="subscript"/>
+              </w:rPr>
+              <w:t>1</w:t>
+            </w:r>
+          </w:p>
+        </w:tc>
+      </w:tr>
+      <w:tr>
+        <w:tc>
+          <w:tcPr>
+            <w:tcW w:type="dxa" w:w="2880"/>
+          </w:tcPr>
+          <w:p>
+            <w:pPr>
+              <w:jc w:val="left"/>
+            </w:pPr>
+            <w:r>
+              <w:rPr>
+                <w:i w:val="0"/>
+              </w:rPr>
+              <w:t>ДД (замкнутая форма)</w:t>
+            </w:r>
+          </w:p>
+        </w:tc>
+        <w:tc>
+          <w:tcPr>
+            <w:tcW w:type="dxa" w:w="2880"/>
+          </w:tcPr>
+          <w:p>
+            <w:pPr>
+              <w:jc w:val="center"/>
+            </w:pPr>
+            <w:r>
+              <w:rPr>
+                <w:i w:val="0"/>
+              </w:rPr>
+              <w:t>4,9</w:t>
+            </w:r>
+          </w:p>
+        </w:tc>
+        <w:tc>
+          <w:tcPr>
+            <w:tcW w:type="dxa" w:w="2880"/>
+          </w:tcPr>
+          <w:p>
+            <w:pPr>
+              <w:jc w:val="center"/>
+            </w:pPr>
+            <w:r>
+              <w:rPr>
+                <w:i w:val="0"/>
+              </w:rPr>
+              <w:t>0,908</w:t>
+            </w:r>
+          </w:p>
+        </w:tc>
+      </w:tr>
+      <w:tr>
+        <w:tc>
+          <w:tcPr>
+            <w:tcW w:type="dxa" w:w="2880"/>
+          </w:tcPr>
+          <w:p>
+            <w:pPr>
+              <w:jc w:val="left"/>
+            </w:pPr>
+            <w:r>
+              <w:rPr>
+                <w:i w:val="0"/>
+              </w:rPr>
+              <w:t>ВО (2 направления)</w:t>
+            </w:r>
+          </w:p>
+        </w:tc>
+        <w:tc>
+          <w:tcPr>
+            <w:tcW w:type="dxa" w:w="2880"/>
+          </w:tcPr>
+          <w:p>
+            <w:pPr>
+              <w:jc w:val="center"/>
+            </w:pPr>
+            <w:r>
+              <w:rPr>
+                <w:i w:val="0"/>
+              </w:rPr>
+              <w:t>5,8</w:t>
+            </w:r>
+          </w:p>
+        </w:tc>
+        <w:tc>
+          <w:tcPr>
+            <w:tcW w:type="dxa" w:w="2880"/>
+          </w:tcPr>
+          <w:p>
+            <w:pPr>
+              <w:jc w:val="center"/>
+            </w:pPr>
+            <w:r>
+              <w:rPr>
+                <w:i w:val="0"/>
+              </w:rPr>
+              <w:t>0,703</w:t>
+            </w:r>
+          </w:p>
+        </w:tc>
+      </w:tr>
+      <w:tr>
+        <w:tc>
+          <w:tcPr>
+            <w:tcW w:type="dxa" w:w="2880"/>
+          </w:tcPr>
+          <w:p>
+            <w:pPr>
+              <w:jc w:val="left"/>
+            </w:pPr>
+            <w:r>
+              <w:rPr>
+                <w:i w:val="0"/>
+              </w:rPr>
+              <w:t>ДД, стандартная конфигурация</w:t>
+            </w:r>
+          </w:p>
+        </w:tc>
+        <w:tc>
+          <w:tcPr>
+            <w:tcW w:type="dxa" w:w="2880"/>
+          </w:tcPr>
+          <w:p>
+            <w:pPr>
+              <w:jc w:val="center"/>
+            </w:pPr>
+            <w:r>
+              <w:rPr>
+                <w:i w:val="0"/>
+              </w:rPr>
+              <w:t>16,4</w:t>
+            </w:r>
+          </w:p>
+        </w:tc>
+        <w:tc>
+          <w:tcPr>
+            <w:tcW w:type="dxa" w:w="2880"/>
+          </w:tcPr>
+          <w:p>
+            <w:pPr>
+              <w:jc w:val="center"/>
+            </w:pPr>
+            <w:r>
+              <w:rPr>
+                <w:i w:val="0"/>
+              </w:rPr>
+              <w:t>—</w:t>
+            </w:r>
+          </w:p>
+        </w:tc>
+      </w:tr>
+    </w:tbl>
+    <w:p/>
+    <w:p>
+      <w:pPr>
         <w:spacing w:before="240"/>
         <w:jc w:val="center"/>
       </w:pPr>
